--- a/atelier/atelier_089.docx
+++ b/atelier/atelier_089.docx
@@ -441,7 +441,7 @@
           </w:tcPr>
           <w:p>
             <w:r>
-              <w:t xml:space="preserve">Capsule #89 lue (le bot propose, l’humain valide), lock files en place (#86-88)</w:t>
+              <w:t xml:space="preserve">Capsule #89 lue (le bot propose, l’humain valide), lock files en place</w:t>
             </w:r>
           </w:p>
         </w:tc>
@@ -460,7 +460,7 @@
         <w:spacing w:after="120"/>
       </w:pPr>
       <w:r>
-        <w:t xml:space="preserve">Les lock files sont en place et couvrent tous les écosystèmes (#86-88) : la reproductibilité est acquise. Mais figer les versions a un revers vu en capsule #89 — si on ne fait rien, les dépendances ne bougent plus, et les correctifs de sécurité publiés par leurs auteurs ne sont jamais appliqués. La dette de mise à jour s’accumule en silence jusqu’au jour où une faille critique force une montée douloureuse de dix versions d’un coup. Cet atelier met en place la solution : un bot de mise à jour (Renovate ou Dependabot) qui surveille les dépendances et PROPOSE leurs montées via des merge requests dédiées, testées par le pipeline et validées par la squad. On configure le bot, on règle le flot pour qu’il soit vivable, et on vérifie que ses MR déclenchent bien les tests. À la fin, les dépendances restent à jour en continu, de façon tracée et sûre, sans jamais perdre le contrôle ni la reproductibilité.</w:t>
+        <w:t xml:space="preserve">Les lock files sont en place et couvrent tous les écosystèmes : la reproductibilité est acquise. Mais figer les versions a un revers vu en capsule #89 — si on ne fait rien, les dépendances ne bougent plus, et les correctifs de sécurité publiés par leurs auteurs ne sont jamais appliqués. La dette de mise à jour s’accumule en silence jusqu’au jour où une faille critique force une montée douloureuse de dix versions d’un coup. Cet atelier met en place la solution : un bot de mise à jour (Renovate ou Dependabot) qui surveille les dépendances et PROPOSE leurs montées via des merge requests dédiées, testées par le pipeline et validées par la squad. On configure le bot, on règle le flot pour qu’il soit vivable, et on vérifie que ses MR déclenchent bien les tests. À la fin, les dépendances restent à jour en continu, de façon tracée et sûre, sans jamais perdre le contrôle ni la reproductibilité.</w:t>
       </w:r>
     </w:p>
     <w:p>
@@ -671,7 +671,7 @@
                 <w:sz w:val="18"/>
                 <w:szCs w:val="18"/>
               </w:rPr>
-              <w:t xml:space="preserve">  - groupes      : patchs regroupés en 1 MR (moins de bruit)</w:t>
+              <w:t xml:space="preserve"> - groupes : patchs regroupés en 1 MR (moins de bruit)</w:t>
             </w:r>
           </w:p>
           <w:p>
@@ -681,7 +681,7 @@
                 <w:sz w:val="18"/>
                 <w:szCs w:val="18"/>
               </w:rPr>
-              <w:t xml:space="preserve">  - planning     : MR ouvertes le lundi matin (rythme prévisible)</w:t>
+              <w:t xml:space="preserve"> - planning : MR ouvertes le lundi matin (rythme prévisible)</w:t>
             </w:r>
           </w:p>
           <w:p>
@@ -691,7 +691,7 @@
                 <w:sz w:val="18"/>
                 <w:szCs w:val="18"/>
               </w:rPr>
-              <w:t xml:space="preserve">  - pipeline     : chaque MR déclenche build + tests (obligatoire)</w:t>
+              <w:t xml:space="preserve"> - pipeline : chaque MR déclenche build + tests (obligatoire)</w:t>
             </w:r>
           </w:p>
           <w:p>
@@ -701,7 +701,7 @@
                 <w:sz w:val="18"/>
                 <w:szCs w:val="18"/>
               </w:rPr>
-              <w:t xml:space="preserve">  - validation   : humaine par défaut</w:t>
+              <w:t xml:space="preserve"> - validation : humaine par défaut</w:t>
             </w:r>
           </w:p>
           <w:p>
@@ -711,7 +711,7 @@
                 <w:sz w:val="18"/>
                 <w:szCs w:val="18"/>
               </w:rPr>
-              <w:t xml:space="preserve">  - auto-merge   : UNIQUEMENT patchs faible risque + tests verts</w:t>
+              <w:t xml:space="preserve"> - auto-merge : UNIQUEMENT patchs faible risque + tests verts</w:t>
             </w:r>
           </w:p>
           <w:p>
@@ -721,7 +721,7 @@
                 <w:sz w:val="18"/>
                 <w:szCs w:val="18"/>
               </w:rPr>
-              <w:t xml:space="preserve">                   JAMAIS pour les montées majeures (MAJOR)</w:t>
+              <w:t xml:space="preserve"> JAMAIS pour les montées majeures (MAJOR)</w:t>
             </w:r>
           </w:p>
           <w:p>
@@ -751,7 +751,7 @@
                 <w:sz w:val="18"/>
                 <w:szCs w:val="18"/>
               </w:rPr>
-              <w:t xml:space="preserve">#   une fois mergée, la nouvelle version est figée à son tour.</w:t>
+              <w:t xml:space="preserve"># une fois mergée, la nouvelle version est figée à son tour.</w:t>
             </w:r>
           </w:p>
           <w:p>
@@ -761,7 +761,7 @@
                 <w:sz w:val="18"/>
                 <w:szCs w:val="18"/>
               </w:rPr>
-              <w:t xml:space="preserve">#   -&gt; la reproductibilité (lock) suit la mise à jour, jamais perdue.</w:t>
+              <w:t xml:space="preserve"># -&gt; la reproductibilité (lock) suit la mise à jour, jamais perdue.</w:t>
             </w:r>
           </w:p>
         </w:tc>
@@ -817,7 +817,7 @@
               <w:spacing w:after="60"/>
             </w:pPr>
             <w:r>
-              <w:t xml:space="preserve">L’action Renovate/Dependabot apparaît aussi en P03-119. Pour éviter deux ateliers jumeaux, on pose la répartition : ICI (H02-89), l’angle est la MAINTENANCE des dépendances et la reproductibilité — garder les lock files à jour de façon tracée, dans le prolongement direct des #85-88. En P03 (supply chain / sécurité), l’angle sera la SÉCURITÉ — réagir aux vulnérabilités connues (CVE), prioriser les mises à jour de sécurité, intégration avec le scan de dépendances. Même outil, deux usages : l’atelier de maintenance (ici) installe et règle le bot ; l’atelier sécurité (P03) exploite le bot pour le traitement des failles. P03 renvoie à cet atelier pour la mise en place de base, et se concentre sur la dimension sécurité.</w:t>
+              <w:t xml:space="preserve">L’action Renovate/Dependabot apparaît aussi en P03-119. Pour éviter deux ateliers jumeaux, on pose la répartition : ICI (H02-89), l’angle est la MAINTENANCE des dépendances et la reproductibilité — garder les lock files à jour de façon tracée, dans le prolongement direct des pourquoi les lock files : le même code, deux résultats-88. En P03 (supply chain / sécurité), l’angle sera la SÉCURITÉ — réagir aux vulnérabilités connues (CVE), prioriser les mises à jour de sécurité, intégration avec le scan de dépendances. Même outil, deux usages : l’atelier de maintenance (ici) installe et règle le bot ; l’atelier sécurité (P03) exploite le bot pour le traitement des failles. P03 renvoie à cet atelier pour la mise en place de base, et se concentre sur la dimension sécurité.</w:t>
             </w:r>
           </w:p>
         </w:tc>
@@ -1112,7 +1112,7 @@
         <w:spacing w:after="120"/>
       </w:pPr>
       <w:r>
-        <w:t xml:space="preserve">Avec le bot, la question H02 est complète : reproductibilité comprise (#85), lock files posés (#86), couverture exhaustive (#87), versionnement garanti (#88), et dépendances maintenues à jour de façon tracée (#89). Les dépendances ne sont plus ni figées dans le passé ni mises à jour à l’aveugle : elles vivent, sous contrôle. Le bot installé ici sera réexploité en P03 sous l’angle sécurité (traitement des CVE, priorisation des correctifs) — cet atelier en pose la base technique, P03 en exploite la dimension sécurité sans réinstaller l’outil.</w:t>
+        <w:t xml:space="preserve">Avec le bot, la question H02 est complète : reproductibilité comprise, lock files posés, couverture exhaustive, versionnement garanti, et dépendances maintenues à jour de façon tracée. Les dépendances ne sont plus ni figées dans le passé ni mises à jour à l’aveugle : elles vivent, sous contrôle. Le bot installé ici sera réexploité en P03 sous l’angle sécurité (traitement des CVE, priorisation des correctifs) — cet atelier en pose la base technique, P03 en exploite la dimension sécurité sans réinstaller l’outil.</w:t>
       </w:r>
     </w:p>
     <w:p>
